--- a/План (2).docx
+++ b/План (2).docx
@@ -5,44 +5,186 @@
     <w:p>
       <w:pPr>
         <w:rPr>
+          <w:rFonts w:ascii="Calibri" w:hAnsi="Calibri" w:cs="Calibri"/>
+          <w:lang w:val="ru-RU"/>
+        </w:rPr>
+      </w:pPr>
+      <w:r>
+        <w:rPr>
+          <w:rFonts w:ascii="Calibri" w:hAnsi="Calibri" w:cs="Calibri"/>
+          <w:lang w:val="ru-RU"/>
+        </w:rPr>
+        <w:t xml:space="preserve">Ізолінія в даній програмі проходить через </w:t>
+      </w:r>
+      <w:r>
+        <w:rPr>
+          <w:rFonts w:ascii="Calibri" w:hAnsi="Calibri" w:cs="Calibri"/>
+          <w:lang w:val="en-US"/>
+        </w:rPr>
+        <w:t>PQ</w:t>
+      </w:r>
+      <w:r>
+        <w:rPr>
+          <w:rFonts w:ascii="Calibri" w:hAnsi="Calibri" w:cs="Calibri"/>
+          <w:lang w:val="ru-RU"/>
+        </w:rPr>
+        <w:t xml:space="preserve">, </w:t>
+      </w:r>
+      <w:r>
+        <w:rPr>
+          <w:rFonts w:ascii="Calibri" w:hAnsi="Calibri" w:cs="Calibri"/>
+          <w:lang w:val="ru-RU"/>
+        </w:rPr>
+        <w:t xml:space="preserve">не через </w:t>
+      </w:r>
+      <w:r>
+        <w:rPr>
           <w:rFonts w:ascii="Calibri" w:hAnsi="Calibri" w:cs="Calibri" w:hint="eastAsia"/>
           <w:lang w:val="ru-RU"/>
         </w:rPr>
+        <w:t>TP.</w:t>
+      </w:r>
+    </w:p>
+    <w:p>
+      <w:pPr>
+        <w:rPr>
+          <w:rFonts w:ascii="Calibri" w:hAnsi="Calibri" w:cs="Calibri"/>
+          <w:lang w:val="ru-RU"/>
+        </w:rPr>
       </w:pPr>
       <w:r>
         <w:rPr>
           <w:rFonts w:ascii="Calibri" w:hAnsi="Calibri" w:cs="Calibri"/>
           <w:lang w:val="ru-RU"/>
         </w:rPr>
-        <w:t xml:space="preserve">Ізолінія в даній програмі проходить через </w:t>
-      </w:r>
-      <w:r>
-        <w:rPr>
-          <w:rFonts w:ascii="Calibri" w:hAnsi="Calibri" w:cs="Calibri"/>
-          <w:lang w:val="en-US"/>
-        </w:rPr>
-        <w:t>PQ</w:t>
-      </w:r>
-      <w:r>
+        <w:br w:type="page"/>
+      </w:r>
+    </w:p>
+    <w:p>
+      <w:pPr>
+        <w:jc w:val="center"/>
         <w:rPr>
           <w:rFonts w:ascii="Calibri" w:hAnsi="Calibri" w:cs="Calibri"/>
           <w:lang w:val="ru-RU"/>
         </w:rPr>
-        <w:t xml:space="preserve">, </w:t>
-      </w:r>
+      </w:pPr>
       <w:r>
         <w:rPr>
           <w:rFonts w:ascii="Calibri" w:hAnsi="Calibri" w:cs="Calibri"/>
           <w:lang w:val="ru-RU"/>
         </w:rPr>
-        <w:t xml:space="preserve">не через </w:t>
-      </w:r>
+        <w:lastRenderedPageBreak/>
+        <w:t>27.06.2025</w:t>
+      </w:r>
+    </w:p>
+    <w:p>
+      <w:pPr>
+        <w:rPr>
+          <w:rFonts w:ascii="Calibri" w:hAnsi="Calibri" w:cs="Calibri"/>
+          <w:lang w:val="ru-RU"/>
+        </w:rPr>
+      </w:pPr>
       <w:r>
         <w:rPr>
           <w:rFonts w:ascii="Calibri" w:hAnsi="Calibri" w:cs="Calibri" w:hint="eastAsia"/>
           <w:lang w:val="ru-RU"/>
         </w:rPr>
-        <w:t>TP.</w:t>
+        <w:t xml:space="preserve">1) </w:t>
+      </w:r>
+      <w:r>
+        <w:rPr>
+          <w:rFonts w:ascii="Calibri" w:hAnsi="Calibri" w:cs="Calibri"/>
+          <w:lang w:val="ru-RU"/>
+        </w:rPr>
+        <w:t xml:space="preserve">Пошук зубця </w:t>
+      </w:r>
+      <w:r>
+        <w:rPr>
+          <w:rFonts w:ascii="Calibri" w:hAnsi="Calibri" w:cs="Calibri" w:hint="eastAsia"/>
+          <w:lang w:val="ru-RU"/>
+        </w:rPr>
+        <w:t>S.</w:t>
+      </w:r>
+    </w:p>
+    <w:p>
+      <w:pPr>
+        <w:rPr>
+          <w:rFonts w:ascii="Calibri" w:hAnsi="Calibri" w:cs="Calibri"/>
+        </w:rPr>
+      </w:pPr>
+      <w:r>
+        <w:rPr>
+          <w:rFonts w:ascii="Calibri" w:hAnsi="Calibri" w:cs="Calibri" w:hint="eastAsia"/>
+          <w:lang w:val="ru-RU"/>
+        </w:rPr>
+        <w:t xml:space="preserve">2) </w:t>
+      </w:r>
+      <w:r>
+        <w:rPr>
+          <w:rFonts w:ascii="Calibri" w:hAnsi="Calibri" w:cs="Calibri"/>
+        </w:rPr>
+        <w:t>Тестування програми на автоматичній детекції.</w:t>
+      </w:r>
+    </w:p>
+    <w:p>
+      <w:pPr>
+        <w:rPr>
+          <w:rFonts w:ascii="Calibri" w:hAnsi="Calibri" w:cs="Calibri"/>
+        </w:rPr>
+      </w:pPr>
+    </w:p>
+    <w:p>
+      <w:pPr>
+        <w:rPr>
+          <w:rFonts w:ascii="Calibri" w:hAnsi="Calibri" w:cs="Calibri"/>
+        </w:rPr>
+      </w:pPr>
+      <w:r>
+        <w:rPr>
+          <w:rFonts w:ascii="Calibri" w:hAnsi="Calibri" w:cs="Calibri"/>
+        </w:rPr>
+        <w:br w:type="page"/>
+      </w:r>
+    </w:p>
+    <w:p>
+      <w:pPr>
+        <w:jc w:val="center"/>
+        <w:rPr>
+          <w:rFonts w:ascii="Calibri" w:hAnsi="Calibri" w:cs="Calibri"/>
+        </w:rPr>
+      </w:pPr>
+      <w:r>
+        <w:rPr>
+          <w:rFonts w:ascii="Calibri" w:hAnsi="Calibri" w:cs="Calibri"/>
+        </w:rPr>
+        <w:lastRenderedPageBreak/>
+        <w:t>28.06.2025</w:t>
+      </w:r>
+    </w:p>
+    <w:p>
+      <w:pPr>
+        <w:rPr>
+          <w:rFonts w:ascii="Calibri" w:hAnsi="Calibri" w:cs="Calibri"/>
+        </w:rPr>
+      </w:pPr>
+      <w:r>
+        <w:rPr>
+          <w:rFonts w:ascii="Calibri" w:hAnsi="Calibri" w:cs="Calibri"/>
+        </w:rPr>
+        <w:t>3) Прорахунок ізолінії з врахуванням піків та їх границь правильно.</w:t>
+      </w:r>
+    </w:p>
+    <w:p>
+      <w:pPr>
+        <w:rPr>
+          <w:rFonts w:ascii="Calibri" w:hAnsi="Calibri" w:cs="Calibri"/>
+        </w:rPr>
+      </w:pPr>
+      <w:r>
+        <w:rPr>
+          <w:rFonts w:ascii="Calibri" w:hAnsi="Calibri" w:cs="Calibri"/>
+        </w:rPr>
+        <w:t>4) Перевірка, чи ізолінія проходить правильно?</w:t>
       </w:r>
     </w:p>
     <w:sectPr>
@@ -972,6 +1114,24 @@
       <w:spacing w:val="5"/>
     </w:rPr>
   </w:style>
+  <w:style w:type="paragraph" w:styleId="ae">
+    <w:name w:val="Date"/>
+    <w:basedOn w:val="a"/>
+    <w:next w:val="a"/>
+    <w:link w:val="af"/>
+    <w:uiPriority w:val="99"/>
+    <w:semiHidden/>
+    <w:unhideWhenUsed/>
+    <w:rsid w:val="00213D66"/>
+  </w:style>
+  <w:style w:type="character" w:customStyle="1" w:styleId="af">
+    <w:name w:val="Дата Знак"/>
+    <w:basedOn w:val="a0"/>
+    <w:link w:val="ae"/>
+    <w:uiPriority w:val="99"/>
+    <w:semiHidden/>
+    <w:rsid w:val="00213D66"/>
+  </w:style>
 </w:styles>
 </file>
 
